--- a/docs/AIC2026_TECH_REPORT.docx
+++ b/docs/AIC2026_TECH_REPORT.docx
@@ -1069,7 +1069,50 @@
     </w:p>
     <w:p>
       <w:r>
-        <w:t>![图 3-1 思维链真流式:完成后展开态(思考卡 [思考]/[计划] 分段)](img/demo_05_streaming.png)</w:t>
+        <w:drawing>
+          <wp:inline xmlns:a="http://schemas.openxmlformats.org/drawingml/2006/main" xmlns:pic="http://schemas.openxmlformats.org/drawingml/2006/picture">
+            <wp:extent cx="5580000" cy="1043259"/>
+            <wp:docPr id="2" name="Picture 2"/>
+            <wp:cNvGraphicFramePr>
+              <a:graphicFrameLocks noChangeAspect="1"/>
+            </wp:cNvGraphicFramePr>
+            <a:graphic>
+              <a:graphicData uri="http://schemas.openxmlformats.org/drawingml/2006/picture">
+                <pic:pic>
+                  <pic:nvPicPr>
+                    <pic:cNvPr id="0" name="demo_05_streaming.png"/>
+                    <pic:cNvPicPr/>
+                  </pic:nvPicPr>
+                  <pic:blipFill>
+                    <a:blip r:embed="rId10"/>
+                    <a:stretch>
+                      <a:fillRect/>
+                    </a:stretch>
+                  </pic:blipFill>
+                  <pic:spPr>
+                    <a:xfrm>
+                      <a:off x="0" y="0"/>
+                      <a:ext cx="5580000" cy="1043259"/>
+                    </a:xfrm>
+                    <a:prstGeom prst="rect"/>
+                  </pic:spPr>
+                </pic:pic>
+              </a:graphicData>
+            </a:graphic>
+          </wp:inline>
+        </w:drawing>
+      </w:r>
+    </w:p>
+    <w:p>
+      <w:pPr>
+        <w:jc w:val="center"/>
+      </w:pPr>
+      <w:r>
+        <w:rPr>
+          <w:color w:val="666666"/>
+          <w:sz w:val="18"/>
+        </w:rPr>
+        <w:t>图 3-1 思维链真流式:完成后展开态(思考卡 [思考]/[计划] 分段)</w:t>
       </w:r>
     </w:p>
     <w:p>
@@ -1100,7 +1143,7 @@
         <w:drawing>
           <wp:inline xmlns:a="http://schemas.openxmlformats.org/drawingml/2006/main" xmlns:pic="http://schemas.openxmlformats.org/drawingml/2006/picture">
             <wp:extent cx="5580000" cy="3093575"/>
-            <wp:docPr id="2" name="Picture 2"/>
+            <wp:docPr id="3" name="Picture 3"/>
             <wp:cNvGraphicFramePr>
               <a:graphicFrameLocks noChangeAspect="1"/>
             </wp:cNvGraphicFramePr>
@@ -1112,7 +1155,7 @@
                     <pic:cNvPicPr/>
                   </pic:nvPicPr>
                   <pic:blipFill>
-                    <a:blip r:embed="rId10"/>
+                    <a:blip r:embed="rId11"/>
                     <a:stretch>
                       <a:fillRect/>
                     </a:stretch>
@@ -1481,7 +1524,7 @@
         <w:drawing>
           <wp:inline xmlns:a="http://schemas.openxmlformats.org/drawingml/2006/main" xmlns:pic="http://schemas.openxmlformats.org/drawingml/2006/picture">
             <wp:extent cx="5580000" cy="7865276"/>
-            <wp:docPr id="3" name="Picture 3"/>
+            <wp:docPr id="4" name="Picture 4"/>
             <wp:cNvGraphicFramePr>
               <a:graphicFrameLocks noChangeAspect="1"/>
             </wp:cNvGraphicFramePr>
@@ -1493,7 +1536,7 @@
                     <pic:cNvPicPr/>
                   </pic:nvPicPr>
                   <pic:blipFill>
-                    <a:blip r:embed="rId11"/>
+                    <a:blip r:embed="rId12"/>
                     <a:stretch>
                       <a:fillRect/>
                     </a:stretch>

--- a/docs/AIC2026_TECH_REPORT.docx
+++ b/docs/AIC2026_TECH_REPORT.docx
@@ -128,7 +128,7 @@
         <w:pStyle w:val="ListNumber"/>
       </w:pPr>
       <w:r>
-        <w:t>本地优先:大脑尽可能运行在家用设备本地,断网可用、数据不出门,云端仅作兜底——并要求"断网"可现场演示,而非停留在宣传页;</w:t>
+        <w:t>本地优先:大脑尽可能运行在家用设备本地,断网对话可用、数据不出门,云端仅作兜底——并要求"断网对话"可现场演示,而非停留在宣传页(家电控制经云端统一路由,见已知局限);</w:t>
       </w:r>
     </w:p>
     <w:p>
@@ -666,7 +666,7 @@
     <w:p/>
     <w:p>
       <w:r>
-        <w:t>本地 Ollama 在线则走 ask_local,请求异常时自动热切换 ask_cloud——切换发生在单次请求内部,用户全程无感,对话上下文不丢。路由决策有终端日志锚点("🏠 本地大脑在线,优先使用本地算力!"),可现场演示:拔掉网线,本地大脑独立完成对话与设备控制;插回网线,云端兜底无感恢复。</w:t>
+        <w:t>本地 Ollama 在线则走 ask_local,请求异常时自动热切换 ask_cloud——切换发生在单次请求内部,用户全程无感,对话上下文不丢。路由决策有终端日志锚点("🏠 本地大脑在线,优先使用本地算力!"),可现场演示:拔掉网线,本地大脑独立完成对话;插回网线,云端兜底无感恢复。</w:t>
       </w:r>
     </w:p>
     <w:p>
@@ -1582,6 +1582,11 @@
     </w:p>
     <w:p>
       <w:r>
+        <w:t>已知局限(Known Limitations):家电控制经云端统一路由(方向③,保证工具遵循可靠性——真机实测 100% 可复现),断网时家电控制暂不可用;对话、联网搜索等本地能力不受影响。这是"演示稳定可靠"与"断网全覆盖"之间的工程取舍。</w:t>
+      </w:r>
+    </w:p>
+    <w:p>
+      <w:r>
         <w:t>*附:项目全程开源 —— https://github.com/Xun201/xiaoju3-agent(main 分支,含 1843 项测试与全部设计文档)*</w:t>
       </w:r>
     </w:p>

--- a/docs/AIC2026_TECH_REPORT.docx
+++ b/docs/AIC2026_TECH_REPORT.docx
@@ -41,7 +41,7 @@
         <w:rPr>
           <w:color w:val="666666"/>
         </w:rPr>
-        <w:t>测试基线:全仓 1843 passed + 4 skipped · 文档版本:通用版(赛道定制另行叠加)</w:t>
+        <w:t>测试基线:全仓 1862 passed + 4 skipped · 文档版本:通用版(赛道定制另行叠加)</w:t>
       </w:r>
     </w:p>
     <w:p>
@@ -54,7 +54,7 @@
     </w:p>
     <w:p>
       <w:r>
-        <w:t>小橘3号是运行在家庭家用设备上的私人 AI 管家系统,以"本地大模型优先、云端兜底"的双脑决策为核心,同一套权限与工具体系管控手机、家电、文件三类执行臂;通过 QQ 与网页控制台双入口服务全家,以真流式思维链提供大模型时代的关键用户体验。系统已完成 v1.0.4 版本发布,全仓 1843 项自动化测试护航,关键路径性能实测:本地热模型首 token 0.09~0.73 秒,流式推理期间并发请求零阻塞。</w:t>
+        <w:t>小橘3号是运行在家庭家用设备上的私人 AI 管家系统,以"本地大模型优先、云端兜底"的双脑决策为核心,同一套权限与工具体系管控手机、家电、文件三类执行臂;通过 QQ 与网页控制台双入口服务全家,以真流式思维链提供大模型时代的关键用户体验。系统已完成 v1.0.4 版本发布,全仓 1862 项自动化测试护航,关键路径性能实测:本地热模型首 token 0.09~0.73 秒,流式推理期间并发请求零阻塞。</w:t>
       </w:r>
     </w:p>
     <w:p>
@@ -144,7 +144,7 @@
         <w:pStyle w:val="ListNumber"/>
       </w:pPr>
       <w:r>
-        <w:t>工程可信:全链路 1843 项自动化测试护航,全程开源可查,一键构建部署。</w:t>
+        <w:t>工程可信:全链路 1862 项自动化测试护航,全程开源可查,一键构建部署。</w:t>
       </w:r>
     </w:p>
     <w:p>
@@ -1222,12 +1222,12 @@
     </w:p>
     <w:p>
       <w:r>
-        <w:t>全仓 1843 项自动化测试 + 4 项条件跳过,覆盖:双脑切换与熔断(brain)、分级门禁(tools)、SSE 协议与回退(chat_stream)、待办提取与拆库(extractor/todos_db)、权限矩阵与双因子(permission)、前端静态锚(dashboard)等核心模块。</w:t>
+        <w:t>全仓 1862 项自动化测试 + 4 项条件跳过,覆盖:双脑切换与熔断(brain)、分级门禁(tools)、SSE 协议与回退(chat_stream)、待办提取与拆库(extractor/todos_db)、权限矩阵与双因子(permission)、前端静态锚(dashboard)等核心模块。</w:t>
       </w:r>
     </w:p>
     <w:p>
       <w:r>
-        <w:t>测试纪律上有两条特色实践。其一是锚测试:关键行为以"锚"固化在测试里(如流式与同步输出逐字节一致、控制台指令清单是主指令清单的子集、前端折叠逻辑必须在 click 监听器内),锚既是回归防线也是活文档——后来者读锚即知哪些行为是被契约保护的。其二是基线纪律:任何提交只增不减(当前基线 1843 passed + 4 skipped),多轮重构(架构边界/拆库/流式)均在零回归下完成。</w:t>
+        <w:t>测试纪律上有两条特色实践。其一是锚测试:关键行为以"锚"固化在测试里(如流式与同步输出逐字节一致、控制台指令清单是主指令清单的子集、前端折叠逻辑必须在 click 监听器内),锚既是回归防线也是活文档——后来者读锚即知哪些行为是被契约保护的。其二是基线纪律:任何提交只增不减(当前基线 1862 passed + 4 skipped),多轮重构(架构边界/拆库/流式)均在零回归下完成。</w:t>
       </w:r>
     </w:p>
     <w:p>
@@ -1452,7 +1452,7 @@
               <w:rPr>
                 <w:sz w:val="19"/>
               </w:rPr>
-              <w:t>1843 项</w:t>
+              <w:t>1862 项</w:t>
             </w:r>
           </w:p>
         </w:tc>
@@ -1587,7 +1587,7 @@
     </w:p>
     <w:p>
       <w:r>
-        <w:t>*附:项目全程开源 —— https://github.com/Xun201/xiaoju3-agent(main 分支,含 1843 项测试与全部设计文档)*</w:t>
+        <w:t>*附:项目全程开源 —— https://github.com/Xun201/xiaoju3-agent(main 分支,含 1862 项测试与全部设计文档)*</w:t>
       </w:r>
     </w:p>
     <w:sectPr>

--- a/docs/AIC2026_TECH_REPORT.docx
+++ b/docs/AIC2026_TECH_REPORT.docx
@@ -117,34 +117,34 @@
     </w:p>
     <w:p>
       <w:pPr>
-        <w:pStyle w:val="ListNumber"/>
+        <w:ind w:left="340"/>
       </w:pPr>
       <w:r>
-        <w:t>零门槛入口:用全家已有的 QQ 作为唤起入口,加好友即用,不做新 App——家庭 AI 的使用门槛被压缩为"发一条消息";</w:t>
+        <w:t>1. 零门槛入口:用全家已有的 QQ 作为唤起入口,加好友即用,不做新 App——家庭 AI 的使用门槛被压缩为"发一条消息";</w:t>
       </w:r>
     </w:p>
     <w:p>
       <w:pPr>
-        <w:pStyle w:val="ListNumber"/>
+        <w:ind w:left="340"/>
       </w:pPr>
       <w:r>
-        <w:t>本地优先:大脑尽可能运行在家用设备本地,断网对话可用、数据不出门,云端仅作兜底——并要求"断网对话"可现场演示,而非停留在宣传页(家电控制经云端统一路由,见已知局限);</w:t>
+        <w:t>2. 本地优先:大脑尽可能运行在家用设备本地,断网对话可用、数据不出门,云端仅作兜底——并要求"断网对话"可现场演示,而非停留在宣传页(家电控制经云端统一路由,见已知局限);</w:t>
       </w:r>
     </w:p>
     <w:p>
       <w:pPr>
-        <w:pStyle w:val="ListNumber"/>
+        <w:ind w:left="340"/>
       </w:pPr>
       <w:r>
-        <w:t>说得算数:AI 不止能聊,还要能执行——控手机、控家电、管文件,且全程受统一权限体系约束,危险操作有人工裁决兜底;</w:t>
+        <w:t>3. 说得算数:AI 不止能聊,还要能执行——控手机、控家电、管文件,且全程受统一权限体系约束,危险操作有人工裁决兜底;</w:t>
       </w:r>
     </w:p>
     <w:p>
       <w:pPr>
-        <w:pStyle w:val="ListNumber"/>
+        <w:ind w:left="340"/>
       </w:pPr>
       <w:r>
-        <w:t>工程可信:全链路 1862 项自动化测试护航,全程开源可查,一键构建部署。</w:t>
+        <w:t>4. 工程可信:全链路 1862 项自动化测试护航,全程开源可查,一键构建部署。</w:t>
       </w:r>
     </w:p>
     <w:p>
@@ -460,7 +460,7 @@
     </w:p>
     <w:p>
       <w:r>
-        <w:t>待办库(todos.db)与长期记忆库(long_term.db)、身份文件(identity.json)、对话历史(history_*.json)分离存储:测试版与正式版部署共用同一份待办库(环境变量 XIAOJU3_TODOS_DB_PATH 指向共享文件),而各自的"灵魂"(身份/记忆)互不干扰——双版本开发与生产并行时,任务清单天然同步,记忆互不污染。缺省配置向后兼容:未设置环境变量时自动回退单库模式,零迁移成本。</w:t>
+        <w:t>待办库(todos.db)与长期记忆库、身份文件、对话历史分离存储,测试版与正式版共享同一份待办而"灵魂"互不干扰——动机、实现与灵魂备份详见 §3.6。</w:t>
       </w:r>
     </w:p>
     <w:p>
@@ -760,34 +760,34 @@
     </w:p>
     <w:p>
       <w:pPr>
-        <w:pStyle w:val="ListNumber"/>
+        <w:ind w:left="340"/>
       </w:pPr>
       <w:r>
-        <w:t>模型层流式消费器:Ollama NDJSON 与 DeepSeek SSE 各自实现逐行消费器(brain.py:1890/1918),按 `&lt;think&gt;` 标签状态机将增量分流为思考/回答两类事件;</w:t>
+        <w:t>1. 模型层流式消费器:Ollama NDJSON 与 DeepSeek SSE 各自实现逐行消费器(brain.py:1890/1918),按 `&lt;think&gt;` 标签状态机将增量分流为思考/回答两类事件;</w:t>
       </w:r>
     </w:p>
     <w:p>
       <w:pPr>
-        <w:pStyle w:val="ListNumber"/>
+        <w:ind w:left="340"/>
       </w:pPr>
       <w:r>
-        <w:t>状态机复刻:`smart_ask_stream`(brain.py:1956)复刻同步版全状态机(工具环/熔断/封口逻辑一致),以 on_event 回调吐增量,结束返回与同步版逐字节一致的最终串;</w:t>
+        <w:t>2. 状态机复刻:`smart_ask_stream`(brain.py:1956)复刻同步版全状态机(工具环/熔断/封口逻辑一致),以 on_event 回调吐增量,结束返回与同步版逐字节一致的最终串;</w:t>
       </w:r>
     </w:p>
     <w:p>
       <w:pPr>
-        <w:pStyle w:val="ListNumber"/>
+        <w:ind w:left="340"/>
       </w:pPr>
       <w:r>
-        <w:t>SSE 通道:生产者线程+队列桥接为 Flask generator(brain 回调同步入队,generator 逐帧吐出),五事件协议 `think/tool/answer/done/error`,斜杠指令在流式通道命中时以单帧 done 收口(不进模型);</w:t>
+        <w:t>3. SSE 通道:生产者线程+队列桥接为 Flask generator(brain 回调同步入队,generator 逐帧吐出),五事件协议 `think/tool/answer/done/error`,斜杠指令在流式通道命中时以单帧 done 收口(不进模型);</w:t>
       </w:r>
     </w:p>
     <w:p>
       <w:pPr>
-        <w:pStyle w:val="ListNumber"/>
+        <w:ind w:left="340"/>
       </w:pPr>
       <w:r>
-        <w:t>前端渐进渲染:fetch+getReader 手解 SSE,思考卡逐段 append、末行随 chunk 整刷;半途断流自动清理残件并回退旧链路重答,口径零损失。</w:t>
+        <w:t>4. 前端渐进渲染:fetch+getReader 手解 SSE,思考卡逐段 append、末行随 chunk 整刷;半途断流自动清理残件并回退旧链路重答,口径零损失。</w:t>
       </w:r>
     </w:p>
     <w:p>
@@ -1059,7 +1059,7 @@
     <w:p/>
     <w:p>
       <w:r>
-        <w:t>工程上有两个值得展开的细节。其一是断流恢复:半途断流(已渲染部分思考卡后连接中断)时,前端在闭包内清理全部过程件再回退,避免残缺卡片残留;回退路径对已消费的加载提示做存在性防御,确保重答必然发生。其二:诚实化安全叙事——无生物识别硬件的环境下,Lv.4 双因子中的生物因子以恒真模拟器支撑,因子明细如实标注"模拟:本机无硬件,实际安全强度=TOTP 单因子",不虚报安全强度;安全系统的日志与用户可见文案必须反映真实安全水平,这是本项目的安全工程原则之一。</w:t>
+        <w:t>工程上有两个值得展开的细节。其一是断流恢复:半途断流(已渲染部分思考卡后连接中断)时,前端在闭包内清理全部过程件再回退,避免残缺卡片残留;回退路径对已消费的加载提示做存在性防御,确保重答必然发生。其二:五事件协议的error 事件让断流故障对用户可见可控(回退重答而非静默失败),与 §3.3 的诚实化安全叙事同源——系统的失败路径同样反映真实状态。</w:t>
       </w:r>
     </w:p>
     <w:p>
@@ -1113,11 +1113,6 @@
           <w:sz w:val="18"/>
         </w:rPr>
         <w:t>图 3-1 思维链真流式:完成后展开态(思考卡 [思考]/[计划] 分段)</w:t>
-      </w:r>
-    </w:p>
-    <w:p>
-      <w:r>
-        <w:t>工程细节上,恒真模拟生物验证器注入诚实标签——因子明细如实标注"模拟,实际安全强度=TOTP 单因子",不虚报。</w:t>
       </w:r>
     </w:p>
     <w:p>
@@ -1582,7 +1577,7 @@
     </w:p>
     <w:p>
       <w:r>
-        <w:t>已知局限(Known Limitations):家电控制经云端统一路由(方向③,保证工具遵循可靠性——真机实测 100% 可复现),断网时家电控制暂不可用;对话、联网搜索等本地能力不受影响。这是"演示稳定可靠"与"断网全覆盖"之间的工程取舍。</w:t>
+        <w:t>已知局限(Known Limitations):家电控制经云端统一路由(见设计目标②"说得算数"的可靠性优先取向——真机实测 100% 可复现),断网时家电控制暂不可用;对话、联网搜索等本地能力不受影响。这是"演示稳定可靠"与"断网全覆盖"之间的工程取舍。</w:t>
       </w:r>
     </w:p>
     <w:p>

--- a/docs/AIC2026_TECH_REPORT.docx
+++ b/docs/AIC2026_TECH_REPORT.docx
@@ -41,7 +41,7 @@
         <w:rPr>
           <w:color w:val="666666"/>
         </w:rPr>
-        <w:t>测试基线:全仓 1862 passed + 4 skipped · 文档版本:通用版(赛道定制另行叠加)</w:t>
+        <w:t>测试基线:全仓 2197 passed + 4 skipped · 文档版本:通用版(赛道定制另行叠加)</w:t>
       </w:r>
     </w:p>
     <w:p>
@@ -54,7 +54,7 @@
     </w:p>
     <w:p>
       <w:r>
-        <w:t>小橘3号是运行在家庭家用设备上的私人 AI 管家系统,以"本地大模型优先、云端兜底"的双脑决策为核心,同一套权限与工具体系管控手机、家电、文件三类执行臂;通过 QQ 与网页控制台双入口服务全家,以真流式思维链提供大模型时代的关键用户体验。系统已完成 v1.0.4 版本发布,全仓 1862 项自动化测试护航,关键路径性能实测:本地热模型首 token 0.09~0.73 秒,流式推理期间并发请求零阻塞。</w:t>
+        <w:t>小橘3号是运行在家庭家用设备上的私人 AI 管家系统,以"本地大模型优先、云端兜底"的双脑决策为核心,同一套权限与工具体系管控手机、家电、文件三类执行臂;通过 QQ 与网页控制台双入口服务全家,以真流式思维链提供大模型时代的关键用户体验。系统已完成 v1.0.4 版本发布,全仓 2197 项自动化测试护航,关键路径性能实测:本地热模型首 token 0.09~0.73 秒,流式推理期间并发请求零阻塞。</w:t>
       </w:r>
     </w:p>
     <w:p>
@@ -144,7 +144,7 @@
         <w:ind w:left="340"/>
       </w:pPr>
       <w:r>
-        <w:t>4. 工程可信:全链路 1862 项自动化测试护航,全程开源可查,一键构建部署。</w:t>
+        <w:t>4. 工程可信:全链路 2197 项自动化测试护航,全程开源可查,一键构建部署。</w:t>
       </w:r>
     </w:p>
     <w:p>
@@ -1217,12 +1217,12 @@
     </w:p>
     <w:p>
       <w:r>
-        <w:t>全仓 1862 项自动化测试 + 4 项条件跳过,覆盖:双脑切换与熔断(brain)、分级门禁(tools)、SSE 协议与回退(chat_stream)、待办提取与拆库(extractor/todos_db)、权限矩阵与双因子(permission)、前端静态锚(dashboard)等核心模块。</w:t>
+        <w:t>全仓 2197 项自动化测试 + 4 项条件跳过,覆盖:双脑切换与熔断(brain)、分级门禁(tools)、SSE 协议与回退(chat_stream)、待办提取与拆库(extractor/todos_db)、权限矩阵与双因子(permission)、前端静态锚(dashboard)等核心模块。</w:t>
       </w:r>
     </w:p>
     <w:p>
       <w:r>
-        <w:t>测试纪律上有两条特色实践。其一是锚测试:关键行为以"锚"固化在测试里(如流式与同步输出逐字节一致、控制台指令清单是主指令清单的子集、前端折叠逻辑必须在 click 监听器内),锚既是回归防线也是活文档——后来者读锚即知哪些行为是被契约保护的。其二是基线纪律:任何提交只增不减(当前基线 1862 passed + 4 skipped),多轮重构(架构边界/拆库/流式)均在零回归下完成。</w:t>
+        <w:t>测试纪律上有两条特色实践。其一是锚测试:关键行为以"锚"固化在测试里(如流式与同步输出逐字节一致、控制台指令清单是主指令清单的子集、前端折叠逻辑必须在 click 监听器内),锚既是回归防线也是活文档——后来者读锚即知哪些行为是被契约保护的。其二是基线纪律:任何提交只增不减(当前基线 2197 passed + 4 skipped),多轮重构(架构边界/拆库/流式)均在零回归下完成。</w:t>
       </w:r>
     </w:p>
     <w:p>
@@ -1447,7 +1447,7 @@
               <w:rPr>
                 <w:sz w:val="19"/>
               </w:rPr>
-              <w:t>1862 项</w:t>
+              <w:t>2197 项</w:t>
             </w:r>
           </w:p>
         </w:tc>
@@ -1582,7 +1582,7 @@
     </w:p>
     <w:p>
       <w:r>
-        <w:t>*附:项目全程开源 —— https://github.com/Xun201/xiaoju3-agent(main 分支,含 1862 项测试与全部设计文档)*</w:t>
+        <w:t>*附:项目全程开源 —— https://github.com/Xun201/xiaoju3-agent(main 分支,含 2197 项测试与全部设计文档)*</w:t>
       </w:r>
     </w:p>
     <w:sectPr>
